--- a/en/scientists/CV/Word/Abdullayev_Rauf_CV_EN.docx
+++ b/en/scientists/CV/Word/Abdullayev_Rauf_CV_EN.docx
@@ -377,7 +377,7 @@
           <w:sz w:val="21"/>
           <w:szCs w:val="21"/>
         </w:rPr>
-        <w:t>Rauf Abdullayev is a database software administrator at proCtec GmbH in Aachen, where he has worked since January 2023. He holds a bachelor’s degree in computer engineering from the University of Duisburg-Essen (2015–2022); the thesis named in the CV is ManageData, a mobile application in Xamarin. From April 2015 to January 2023 he worked in front-office and IT support at Novum Hospitality AG in Düsseldorf, and in 2016 he completed an SQL database internship at Karttel GmbH in Neuss. The CV also lists earlier study and teaching-assistant work in Strasbourg and Baku.</w:t>
+        <w:t>Rauf Abdullayev is a database software administrator at proCtec GmbH in Aachen, where he has worked since January 2023. He holds a bachelor’s degree in computer engineering from the University of Duisburg-Essen (2015–2022); thesis: ManageData, a mobile application in Xamarin. From April 2015 to January 2023 he worked in front-office and IT support at Novum Hospitality AG in Düsseldorf, and in 2016 he completed an SQL database internship at Karttel GmbH in Neuss. Earlier study and teaching-assistant work took place in Strasbourg and Baku.</w:t>
       </w:r>
     </w:p>
     <w:p>
